--- a/document_templates/Договор поставки_шаблон.docx
+++ b/document_templates/Договор поставки_шаблон.docx
@@ -15,37 +15,7 @@
           <w:sz w:val="28"/>
           <w:lang w:val="ru-RU"/>
         </w:rPr>
-        <w:t>ДОГОВОР ПОСТАВКИ № {{</w:t>
-      </w:r>
-      <w:r>
-        <w:rPr>
-          <w:b/>
-          <w:sz w:val="28"/>
-        </w:rPr>
-        <w:t>CONTRACT</w:t>
-      </w:r>
-      <w:r>
-        <w:rPr>
-          <w:b/>
-          <w:sz w:val="28"/>
-          <w:lang w:val="ru-RU"/>
-        </w:rPr>
-        <w:t>_</w:t>
-      </w:r>
-      <w:r>
-        <w:rPr>
-          <w:b/>
-          <w:sz w:val="28"/>
-        </w:rPr>
-        <w:t>NUMBER</w:t>
-      </w:r>
-      <w:r>
-        <w:rPr>
-          <w:b/>
-          <w:sz w:val="28"/>
-          <w:lang w:val="ru-RU"/>
-        </w:rPr>
-        <w:t>}}</w:t>
+        <w:t>ДОГОВОР ПОСТАВКИ № {{CONTRACT_NUMBER}}</w:t>
       </w:r>
     </w:p>
     <w:p>
@@ -109,133 +79,7 @@
         <w:rPr>
           <w:lang w:val="ru-RU"/>
         </w:rPr>
-        <w:t>{{</w:t>
-      </w:r>
-      <w:r>
-        <w:t>SUPPLIER</w:t>
-      </w:r>
-      <w:r>
-        <w:rPr>
-          <w:lang w:val="ru-RU"/>
-        </w:rPr>
-        <w:t>_</w:t>
-      </w:r>
-      <w:r>
-        <w:t>NAME</w:t>
-      </w:r>
-      <w:r>
-        <w:rPr>
-          <w:lang w:val="ru-RU"/>
-        </w:rPr>
-        <w:t>}}, именуемый в дальнейшем «Поставщик», в лице {{</w:t>
-      </w:r>
-      <w:r>
-        <w:t>SUPPLIER</w:t>
-      </w:r>
-      <w:r>
-        <w:rPr>
-          <w:lang w:val="ru-RU"/>
-        </w:rPr>
-        <w:t>_</w:t>
-      </w:r>
-      <w:r>
-        <w:t>SIGNER</w:t>
-      </w:r>
-      <w:r>
-        <w:rPr>
-          <w:lang w:val="ru-RU"/>
-        </w:rPr>
-        <w:t>}}, действующего на основании {{</w:t>
-      </w:r>
-      <w:r>
-        <w:t>SUPPLIER</w:t>
-      </w:r>
-      <w:r>
-        <w:rPr>
-          <w:lang w:val="ru-RU"/>
-        </w:rPr>
-        <w:t>_</w:t>
-      </w:r>
-      <w:r>
-        <w:t>AUTH</w:t>
-      </w:r>
-      <w:r>
-        <w:rPr>
-          <w:lang w:val="ru-RU"/>
-        </w:rPr>
-        <w:t>_</w:t>
-      </w:r>
-      <w:r>
-        <w:t>DOC</w:t>
-      </w:r>
-      <w:r>
-        <w:rPr>
-          <w:lang w:val="ru-RU"/>
-        </w:rPr>
-        <w:t>}}, с одной стороны, и {{</w:t>
-      </w:r>
-      <w:r>
-        <w:t>BUYER</w:t>
-      </w:r>
-      <w:r>
-        <w:rPr>
-          <w:lang w:val="ru-RU"/>
-        </w:rPr>
-        <w:t>_</w:t>
-      </w:r>
-      <w:r>
-        <w:t>NAME</w:t>
-      </w:r>
-      <w:r>
-        <w:rPr>
-          <w:lang w:val="ru-RU"/>
-        </w:rPr>
-        <w:t>}}, именуемое в дальнейшем «Покупатель», в лице {{</w:t>
-      </w:r>
-      <w:r>
-        <w:t>BUYER</w:t>
-      </w:r>
-      <w:r>
-        <w:rPr>
-          <w:lang w:val="ru-RU"/>
-        </w:rPr>
-        <w:t>_</w:t>
-      </w:r>
-      <w:r>
-        <w:t>SIGNER</w:t>
-      </w:r>
-      <w:r>
-        <w:rPr>
-          <w:lang w:val="ru-RU"/>
-        </w:rPr>
-        <w:t>}}, действующего на основании {{</w:t>
-      </w:r>
-      <w:r>
-        <w:t>BUYER</w:t>
-      </w:r>
-      <w:r>
-        <w:rPr>
-          <w:lang w:val="ru-RU"/>
-        </w:rPr>
-        <w:t>_</w:t>
-      </w:r>
-      <w:r>
-        <w:t>AUTH</w:t>
-      </w:r>
-      <w:r>
-        <w:rPr>
-          <w:lang w:val="ru-RU"/>
-        </w:rPr>
-        <w:t>_</w:t>
-      </w:r>
-      <w:r>
-        <w:t>DOC</w:t>
-      </w:r>
-      <w:r>
-        <w:rPr>
-          <w:lang w:val="ru-RU"/>
-        </w:rPr>
-        <w:t>}}, с другой стороны, заключили настоящий договор о нижеследующем:</w:t>
+        <w:t>{{SUPPLIER_NAME}}, именуемый в дальнейшем «Поставщик», в лице {{SUPPLIER_SIGNER}}, действующего на основании {{SUPPLIER_AUTH_DOC}}, с одной стороны, и {{BUYER_NAME}}, именуемое в дальнейшем «Покупатель», в лице {{BUYER_SIGNER}}, действующего на основании {{BUYER_AUTH_DOC}}, с другой стороны, заключили настоящий договор о нижеследующем:</w:t>
       </w:r>
     </w:p>
     <w:p>
@@ -317,43 +161,7 @@
         <w:rPr>
           <w:lang w:val="ru-RU"/>
         </w:rPr>
-        <w:t>Срок поставки: {{</w:t>
-      </w:r>
-      <w:r>
-        <w:t>DELIVERY</w:t>
-      </w:r>
-      <w:r>
-        <w:rPr>
-          <w:lang w:val="ru-RU"/>
-        </w:rPr>
-        <w:t>_</w:t>
-      </w:r>
-      <w:r>
-        <w:t>TERM</w:t>
-      </w:r>
-      <w:r>
-        <w:rPr>
-          <w:lang w:val="ru-RU"/>
-        </w:rPr>
-        <w:t>}}. Место поставки: {{</w:t>
-      </w:r>
-      <w:r>
-        <w:t>DELIVERY</w:t>
-      </w:r>
-      <w:r>
-        <w:rPr>
-          <w:lang w:val="ru-RU"/>
-        </w:rPr>
-        <w:t>_</w:t>
-      </w:r>
-      <w:r>
-        <w:t>PLACE</w:t>
-      </w:r>
-      <w:r>
-        <w:rPr>
-          <w:lang w:val="ru-RU"/>
-        </w:rPr>
-        <w:t>}}.</w:t>
+        <w:t>Срок поставки: {{DELIVERY_TERM}}. Место поставки: {{DELIVERY_PLACE}}.</w:t>
       </w:r>
     </w:p>
     <w:p>
@@ -394,70 +202,10 @@
         <w:rPr>
           <w:lang w:val="ru-RU"/>
         </w:rPr>
-        <w:t>Цена договора составляет {{</w:t>
-      </w:r>
-      <w:r>
-        <w:t>CONTRACT</w:t>
-      </w:r>
-      <w:r>
-        <w:rPr>
-          <w:lang w:val="ru-RU"/>
-        </w:rPr>
-        <w:t>_</w:t>
-      </w:r>
-      <w:r>
-        <w:t>AMOUNT</w:t>
-      </w:r>
-      <w:r>
-        <w:rPr>
-          <w:lang w:val="ru-RU"/>
-        </w:rPr>
-        <w:t>}} руб., в том числе НДС {{</w:t>
-      </w:r>
-      <w:r>
-        <w:t>VAT</w:t>
-      </w:r>
-      <w:r>
-        <w:rPr>
-          <w:lang w:val="ru-RU"/>
-        </w:rPr>
-        <w:t>_</w:t>
-      </w:r>
-      <w:r>
-        <w:t>RATE</w:t>
+        <w:t>Цена договора составляет {{CONTRACT_AMOUNT}} руб., в том числе НДС {{VAT_RATE}}% - {{VAT_AMOUNT}} руб.</w:t>
       </w:r>
       <w:proofErr w:type="gramStart"/>
-      <w:r>
-        <w:rPr>
-          <w:lang w:val="ru-RU"/>
-        </w:rPr>
-        <w:t>}}%</w:t>
-      </w:r>
       <w:proofErr w:type="gramEnd"/>
-      <w:r>
-        <w:rPr>
-          <w:lang w:val="ru-RU"/>
-        </w:rPr>
-        <w:t xml:space="preserve"> - {{</w:t>
-      </w:r>
-      <w:r>
-        <w:t>VAT</w:t>
-      </w:r>
-      <w:r>
-        <w:rPr>
-          <w:lang w:val="ru-RU"/>
-        </w:rPr>
-        <w:t>_</w:t>
-      </w:r>
-      <w:r>
-        <w:t>AMOUNT</w:t>
-      </w:r>
-      <w:r>
-        <w:rPr>
-          <w:lang w:val="ru-RU"/>
-        </w:rPr>
-        <w:t>}} руб.</w:t>
-      </w:r>
     </w:p>
     <w:p>
       <w:pPr>
@@ -469,25 +217,7 @@
         <w:rPr>
           <w:lang w:val="ru-RU"/>
         </w:rPr>
-        <w:t>Оплата производится по счету Поставщика в срок {{</w:t>
-      </w:r>
-      <w:r>
-        <w:t>PAYMENT</w:t>
-      </w:r>
-      <w:r>
-        <w:rPr>
-          <w:lang w:val="ru-RU"/>
-        </w:rPr>
-        <w:t>_</w:t>
-      </w:r>
-      <w:r>
-        <w:t>TERM</w:t>
-      </w:r>
-      <w:r>
-        <w:rPr>
-          <w:lang w:val="ru-RU"/>
-        </w:rPr>
-        <w:t>}}.</w:t>
+        <w:t>Оплата производится по счету Поставщика в срок {{PAYMENT_TERM}}.</w:t>
       </w:r>
     </w:p>
     <w:p>
@@ -626,25 +356,7 @@
         <w:rPr>
           <w:lang w:val="ru-RU"/>
         </w:rPr>
-        <w:t>Споры разрешаются путем переговоров, а при недостижении соглашения - в судебном порядке по месту нахождения {{</w:t>
-      </w:r>
-      <w:r>
-        <w:t>JURISDICTION</w:t>
-      </w:r>
-      <w:r>
-        <w:rPr>
-          <w:lang w:val="ru-RU"/>
-        </w:rPr>
-        <w:t>_</w:t>
-      </w:r>
-      <w:r>
-        <w:t>PARTY</w:t>
-      </w:r>
-      <w:r>
-        <w:rPr>
-          <w:lang w:val="ru-RU"/>
-        </w:rPr>
-        <w:t>}}.</w:t>
+        <w:t>Споры разрешаются путем переговоров, а при недостижении соглашения - в судебном порядке по месту нахождения {{JURISDICTION_PARTY}}.</w:t>
       </w:r>
     </w:p>
     <w:p>
@@ -672,25 +384,7 @@
         <w:rPr>
           <w:lang w:val="ru-RU"/>
         </w:rPr>
-        <w:t>Договор вступает в силу с даты подписания и действует до {{</w:t>
-      </w:r>
-      <w:r>
-        <w:t>VALID</w:t>
-      </w:r>
-      <w:r>
-        <w:rPr>
-          <w:lang w:val="ru-RU"/>
-        </w:rPr>
-        <w:t>_</w:t>
-      </w:r>
-      <w:r>
-        <w:t>UNTIL</w:t>
-      </w:r>
-      <w:r>
-        <w:rPr>
-          <w:lang w:val="ru-RU"/>
-        </w:rPr>
-        <w:t>}}.</w:t>
+        <w:t>Договор вступает в силу с даты подписания и действует до {{VALID_UNTIL}}.</w:t>
       </w:r>
     </w:p>
     <w:p>
